--- a/CV/Cover Letter.docx
+++ b/CV/Cover Letter.docx
@@ -433,6 +433,11 @@
             <w:tcW w:w="7270" w:type="dxa"/>
             <w:gridSpan w:val="2"/>
           </w:tcPr>
+          <w:p>
+            <w:r>
+              <w:t>To UoG Creative Computing Department,</w:t>
+            </w:r>
+          </w:p>
           <w:p>
             <w:r>
               <w:t>I am a</w:t>
@@ -989,7 +994,6 @@
       </w:tr>
     </w:tbl>
     <w:p/>
-    <w:p/>
     <w:sectPr>
       <w:pgSz w:w="12240" w:h="15840" w:code="1"/>
       <w:pgMar w:top="720" w:right="720" w:bottom="720" w:left="720" w:header="0" w:footer="0" w:gutter="0"/>
@@ -5403,6 +5407,7 @@
     <w:rsid w:val="009B2AB8"/>
     <w:rsid w:val="009D62DD"/>
     <w:rsid w:val="00A63E56"/>
+    <w:rsid w:val="00B10017"/>
     <w:rsid w:val="00C95656"/>
     <w:rsid w:val="00CF2171"/>
     <w:rsid w:val="00DB1439"/>
@@ -6135,19 +6140,26 @@
 </file>
 
 <file path=customXml/item1.xml><?xml version="1.0" encoding="utf-8"?>
-<?mso-contentType ?>
-<FormTemplates xmlns="http://schemas.microsoft.com/sharepoint/v3/contenttype/forms">
-  <Display>DocumentLibraryForm</Display>
-  <Edit>DocumentLibraryForm</Edit>
-  <New>DocumentLibraryForm</New>
-</FormTemplates>
+<p:properties xmlns:p="http://schemas.microsoft.com/office/2006/metadata/properties" xmlns:xsi="http://www.w3.org/2001/XMLSchema-instance" xmlns:pc="http://schemas.microsoft.com/office/infopath/2007/PartnerControls">
+  <documentManagement>
+    <_ip_UnifiedCompliancePolicyUIAction xmlns="http://schemas.microsoft.com/sharepoint/v3" xsi:nil="true"/>
+    <Image xmlns="71af3243-3dd4-4a8d-8c0d-dd76da1f02a5">
+      <Url xsi:nil="true"/>
+      <Description xsi:nil="true"/>
+    </Image>
+    <Status xmlns="71af3243-3dd4-4a8d-8c0d-dd76da1f02a5">Not started</Status>
+    <Background xmlns="71af3243-3dd4-4a8d-8c0d-dd76da1f02a5">false</Background>
+    <_ip_UnifiedCompliancePolicyProperties xmlns="http://schemas.microsoft.com/sharepoint/v3" xsi:nil="true"/>
+    <ImageTagsTaxHTField xmlns="71af3243-3dd4-4a8d-8c0d-dd76da1f02a5">
+      <Terms xmlns="http://schemas.microsoft.com/office/infopath/2007/PartnerControls"/>
+    </ImageTagsTaxHTField>
+    <TaxCatchAll xmlns="230e9df3-be65-4c73-a93b-d1236ebd677e" xsi:nil="true"/>
+    <MediaServiceKeyPoints xmlns="71af3243-3dd4-4a8d-8c0d-dd76da1f02a5" xsi:nil="true"/>
+  </documentManagement>
+</p:properties>
 </file>
 
 <file path=customXml/item2.xml><?xml version="1.0" encoding="utf-8"?>
-<b:Sources xmlns:b="http://schemas.openxmlformats.org/officeDocument/2006/bibliography" xmlns="http://schemas.openxmlformats.org/officeDocument/2006/bibliography" SelectedStyle="\APASixthEditionOfficeOnline.xsl" StyleName="APA" Version="6"/>
-</file>
-
-<file path=customXml/item3.xml><?xml version="1.0" encoding="utf-8"?>
 <ct:contentTypeSchema xmlns:ct="http://schemas.microsoft.com/office/2006/metadata/contentType" xmlns:ma="http://schemas.microsoft.com/office/2006/metadata/properties/metaAttributes" ct:_="" ma:_="" ma:contentTypeName="Document" ma:contentTypeID="0x01010079F111ED35F8CC479449609E8A0923A6" ma:contentTypeVersion="26" ma:contentTypeDescription="Create a new document." ma:contentTypeScope="" ma:versionID="ac37c1753acd5e330d2062ccec26ea66">
   <xsd:schema xmlns:xsd="http://www.w3.org/2001/XMLSchema" xmlns:xs="http://www.w3.org/2001/XMLSchema" xmlns:p="http://schemas.microsoft.com/office/2006/metadata/properties" xmlns:ns1="http://schemas.microsoft.com/sharepoint/v3" xmlns:ns2="71af3243-3dd4-4a8d-8c0d-dd76da1f02a5" xmlns:ns3="16c05727-aa75-4e4a-9b5f-8a80a1165891" xmlns:ns4="230e9df3-be65-4c73-a93b-d1236ebd677e" targetNamespace="http://schemas.microsoft.com/office/2006/metadata/properties" ma:root="true" ma:fieldsID="3b340c7101c92c5120abd06486f94548" ns1:_="" ns2:_="" ns3:_="" ns4:_="">
     <xsd:import namespace="http://schemas.microsoft.com/sharepoint/v3"/>
@@ -6447,43 +6459,32 @@
 </ct:contentTypeSchema>
 </file>
 
+<file path=customXml/item3.xml><?xml version="1.0" encoding="utf-8"?>
+<b:Sources xmlns:b="http://schemas.openxmlformats.org/officeDocument/2006/bibliography" xmlns="http://schemas.openxmlformats.org/officeDocument/2006/bibliography" SelectedStyle="\APASixthEditionOfficeOnline.xsl" StyleName="APA" Version="6"/>
+</file>
+
 <file path=customXml/item4.xml><?xml version="1.0" encoding="utf-8"?>
-<p:properties xmlns:p="http://schemas.microsoft.com/office/2006/metadata/properties" xmlns:xsi="http://www.w3.org/2001/XMLSchema-instance" xmlns:pc="http://schemas.microsoft.com/office/infopath/2007/PartnerControls">
-  <documentManagement>
-    <_ip_UnifiedCompliancePolicyUIAction xmlns="http://schemas.microsoft.com/sharepoint/v3" xsi:nil="true"/>
-    <Image xmlns="71af3243-3dd4-4a8d-8c0d-dd76da1f02a5">
-      <Url xsi:nil="true"/>
-      <Description xsi:nil="true"/>
-    </Image>
-    <Status xmlns="71af3243-3dd4-4a8d-8c0d-dd76da1f02a5">Not started</Status>
-    <Background xmlns="71af3243-3dd4-4a8d-8c0d-dd76da1f02a5">false</Background>
-    <_ip_UnifiedCompliancePolicyProperties xmlns="http://schemas.microsoft.com/sharepoint/v3" xsi:nil="true"/>
-    <ImageTagsTaxHTField xmlns="71af3243-3dd4-4a8d-8c0d-dd76da1f02a5">
-      <Terms xmlns="http://schemas.microsoft.com/office/infopath/2007/PartnerControls"/>
-    </ImageTagsTaxHTField>
-    <TaxCatchAll xmlns="230e9df3-be65-4c73-a93b-d1236ebd677e" xsi:nil="true"/>
-    <MediaServiceKeyPoints xmlns="71af3243-3dd4-4a8d-8c0d-dd76da1f02a5" xsi:nil="true"/>
-  </documentManagement>
-</p:properties>
+<?mso-contentType ?>
+<FormTemplates xmlns="http://schemas.microsoft.com/sharepoint/v3/contenttype/forms">
+  <Display>DocumentLibraryForm</Display>
+  <Edit>DocumentLibraryForm</Edit>
+  <New>DocumentLibraryForm</New>
+</FormTemplates>
 </file>
 
 <file path=customXml/itemProps1.xml><?xml version="1.0" encoding="utf-8"?>
-<ds:datastoreItem xmlns:ds="http://schemas.openxmlformats.org/officeDocument/2006/customXml" ds:itemID="{87F5C253-2FCF-42D2-AA4E-D8D16AC7540F}">
+<ds:datastoreItem xmlns:ds="http://schemas.openxmlformats.org/officeDocument/2006/customXml" ds:itemID="{FD60B80F-3DC5-46BF-886C-E7EF662A0A05}">
   <ds:schemaRefs>
-    <ds:schemaRef ds:uri="http://schemas.microsoft.com/sharepoint/v3/contenttype/forms"/>
+    <ds:schemaRef ds:uri="http://schemas.microsoft.com/office/2006/metadata/properties"/>
+    <ds:schemaRef ds:uri="http://schemas.microsoft.com/office/infopath/2007/PartnerControls"/>
+    <ds:schemaRef ds:uri="http://schemas.microsoft.com/sharepoint/v3"/>
+    <ds:schemaRef ds:uri="71af3243-3dd4-4a8d-8c0d-dd76da1f02a5"/>
+    <ds:schemaRef ds:uri="230e9df3-be65-4c73-a93b-d1236ebd677e"/>
   </ds:schemaRefs>
 </ds:datastoreItem>
 </file>
 
 <file path=customXml/itemProps2.xml><?xml version="1.0" encoding="utf-8"?>
-<ds:datastoreItem xmlns:ds="http://schemas.openxmlformats.org/officeDocument/2006/customXml" ds:itemID="{4D58C39F-64D0-492E-AB9E-7E68312A6B0E}">
-  <ds:schemaRefs>
-    <ds:schemaRef ds:uri="http://schemas.openxmlformats.org/officeDocument/2006/bibliography"/>
-  </ds:schemaRefs>
-</ds:datastoreItem>
-</file>
-
-<file path=customXml/itemProps3.xml><?xml version="1.0" encoding="utf-8"?>
 <ds:datastoreItem xmlns:ds="http://schemas.openxmlformats.org/officeDocument/2006/customXml" ds:itemID="{89811101-DE90-48DB-A0A9-424C993B5E5E}">
   <ds:schemaRefs>
     <ds:schemaRef ds:uri="http://schemas.microsoft.com/office/2006/metadata/contentType"/>
@@ -6504,14 +6505,18 @@
 </ds:datastoreItem>
 </file>
 
+<file path=customXml/itemProps3.xml><?xml version="1.0" encoding="utf-8"?>
+<ds:datastoreItem xmlns:ds="http://schemas.openxmlformats.org/officeDocument/2006/customXml" ds:itemID="{4D58C39F-64D0-492E-AB9E-7E68312A6B0E}">
+  <ds:schemaRefs>
+    <ds:schemaRef ds:uri="http://schemas.openxmlformats.org/officeDocument/2006/bibliography"/>
+  </ds:schemaRefs>
+</ds:datastoreItem>
+</file>
+
 <file path=customXml/itemProps4.xml><?xml version="1.0" encoding="utf-8"?>
-<ds:datastoreItem xmlns:ds="http://schemas.openxmlformats.org/officeDocument/2006/customXml" ds:itemID="{FD60B80F-3DC5-46BF-886C-E7EF662A0A05}">
+<ds:datastoreItem xmlns:ds="http://schemas.openxmlformats.org/officeDocument/2006/customXml" ds:itemID="{87F5C253-2FCF-42D2-AA4E-D8D16AC7540F}">
   <ds:schemaRefs>
-    <ds:schemaRef ds:uri="http://schemas.microsoft.com/office/2006/metadata/properties"/>
-    <ds:schemaRef ds:uri="http://schemas.microsoft.com/office/infopath/2007/PartnerControls"/>
-    <ds:schemaRef ds:uri="http://schemas.microsoft.com/sharepoint/v3"/>
-    <ds:schemaRef ds:uri="71af3243-3dd4-4a8d-8c0d-dd76da1f02a5"/>
-    <ds:schemaRef ds:uri="230e9df3-be65-4c73-a93b-d1236ebd677e"/>
+    <ds:schemaRef ds:uri="http://schemas.microsoft.com/sharepoint/v3/contenttype/forms"/>
   </ds:schemaRefs>
 </ds:datastoreItem>
 </file>

--- a/CV/Cover Letter.docx
+++ b/CV/Cover Letter.docx
@@ -435,7 +435,25 @@
           </w:tcPr>
           <w:p>
             <w:r>
-              <w:t>To UoG Creative Computing Department,</w:t>
+              <w:t xml:space="preserve">To </w:t>
+            </w:r>
+            <w:r>
+              <w:t xml:space="preserve">The University </w:t>
+            </w:r>
+            <w:r>
+              <w:t>o</w:t>
+            </w:r>
+            <w:r>
+              <w:t xml:space="preserve">f </w:t>
+            </w:r>
+            <w:r>
+              <w:t>G</w:t>
+            </w:r>
+            <w:r>
+              <w:t>loucestershire</w:t>
+            </w:r>
+            <w:r>
+              <w:t xml:space="preserve"> Creative Computing Department,</w:t>
             </w:r>
           </w:p>
           <w:p>
@@ -476,7 +494,10 @@
               <w:t>.</w:t>
             </w:r>
             <w:r>
-              <w:t xml:space="preserve"> Throughout</w:t>
+              <w:t xml:space="preserve"> </w:t>
+            </w:r>
+            <w:r>
+              <w:t>Throughout</w:t>
             </w:r>
             <w:r>
               <w:t xml:space="preserve"> Level 5</w:t>
@@ -540,8 +561,9 @@
             <w:r>
               <w:t xml:space="preserve"> I feel I am resourceful and able to find solutions to new problems.</w:t>
             </w:r>
-          </w:p>
-          <w:p>
+            <w:r>
+              <w:t xml:space="preserve"> </w:t>
+            </w:r>
             <w:r>
               <w:t>Already working on campus at least five days a week if not more, I am flexible and suitable for working from a dedicated desk on campus.</w:t>
             </w:r>
@@ -555,6 +577,17 @@
             </w:r>
             <w:r>
               <w:t xml:space="preserve"> I am excited to hear back about the possibility of an interview.</w:t>
+            </w:r>
+          </w:p>
+          <w:p>
+            <w:r>
+              <w:t>L</w:t>
+            </w:r>
+            <w:r>
+              <w:t>yci</w:t>
+            </w:r>
+            <w:r>
+              <w:t>a Stenson</w:t>
             </w:r>
           </w:p>
         </w:tc>
@@ -5406,8 +5439,8 @@
     <w:rsid w:val="00985E91"/>
     <w:rsid w:val="009B2AB8"/>
     <w:rsid w:val="009D62DD"/>
+    <w:rsid w:val="00A22BFB"/>
     <w:rsid w:val="00A63E56"/>
-    <w:rsid w:val="00B10017"/>
     <w:rsid w:val="00C95656"/>
     <w:rsid w:val="00CF2171"/>
     <w:rsid w:val="00DB1439"/>
